--- a/Study/Guides/Interview_Story_Card.docx
+++ b/Study/Guides/Interview_Story_Card.docx
@@ -915,22 +915,7 @@
         <w:spacing w:before="0" w:after="30"/>
       </w:pPr>
       <w:r>
-        <w:rPr>
-          <w:rFonts w:ascii="Carlito" w:hAnsi="Carlito"/>
-          <w:b/>
-          <w:i w:val="0"/>
-          <w:sz w:val="17"/>
-        </w:rPr>
-        <w:t xml:space="preserve">3 Inventory automation:  </w:t>
-      </w:r>
-      <w:r>
-        <w:rPr>
-          <w:rFonts w:ascii="Carlito" w:hAnsi="Carlito"/>
-          <w:b w:val="0"/>
-          <w:i w:val="0"/>
-          <w:sz w:val="17"/>
-        </w:rPr>
-        <w:t>cut manual work 78 percent and discrepancies 22 percent with an audit trail.</w:t>
+        <w:t>3 Inventory automation:  cut manual work 78 percent and discrepancies 22 percent with an audit trail. Builder: repeatable auditable process.</w:t>
       </w:r>
     </w:p>
     <w:p>
@@ -961,22 +946,7 @@
         <w:spacing w:before="0" w:after="30"/>
       </w:pPr>
       <w:r>
-        <w:rPr>
-          <w:rFonts w:ascii="Carlito" w:hAnsi="Carlito"/>
-          <w:b/>
-          <w:i w:val="0"/>
-          <w:sz w:val="17"/>
-        </w:rPr>
-        <w:t xml:space="preserve">5 SMS channel:  </w:t>
-      </w:r>
-      <w:r>
-        <w:rPr>
-          <w:rFonts w:ascii="Carlito" w:hAnsi="Carlito"/>
-          <w:b w:val="0"/>
-          <w:i w:val="0"/>
-          <w:sz w:val="17"/>
-        </w:rPr>
-        <w:t>stood up a zero-to-one support channel at Home Depot and made it repeatable.</w:t>
+        <w:t>5 SMS channel:  stood up a documented zero-to-one support channel at Home Depot. Builder: repeatable channel design.</w:t>
       </w:r>
     </w:p>
     <w:p>
@@ -1306,22 +1276,7 @@
         <w:spacing w:before="0" w:after="30"/>
       </w:pPr>
       <w:r>
-        <w:rPr>
-          <w:rFonts w:ascii="Carlito" w:hAnsi="Carlito"/>
-          <w:b/>
-          <w:i w:val="0"/>
-          <w:sz w:val="17"/>
-        </w:rPr>
-        <w:t xml:space="preserve">20 Request to release:  </w:t>
-      </w:r>
-      <w:r>
-        <w:rPr>
-          <w:rFonts w:ascii="Carlito" w:hAnsi="Carlito"/>
-          <w:b w:val="0"/>
-          <w:i w:val="0"/>
-          <w:sz w:val="17"/>
-        </w:rPr>
-        <w:t>turned email-thread requests into backlog-ready work with UAT and validation.</w:t>
+        <w:t>20 Request to release:  turned email-thread requests into backlog-ready work with UAT and validation. Builder: reusable release mechanism.</w:t>
       </w:r>
     </w:p>
     <w:p>
@@ -1390,22 +1345,7 @@
         <w:spacing w:before="40" w:after="0"/>
       </w:pPr>
       <w:r>
-        <w:rPr>
-          <w:rFonts w:ascii="Carlito" w:hAnsi="Carlito"/>
-          <w:b/>
-          <w:i w:val="0"/>
-          <w:sz w:val="18"/>
-        </w:rPr>
-        <w:t xml:space="preserve">Cross-lane rules:  </w:t>
-      </w:r>
-      <w:r>
-        <w:rPr>
-          <w:rFonts w:ascii="Carlito" w:hAnsi="Carlito"/>
-          <w:b w:val="0"/>
-          <w:i w:val="0"/>
-          <w:sz w:val="18"/>
-        </w:rPr>
-        <w:t>Two full-mode stories per interview is the ceiling; everything else goes short or PREP. Do not reuse a story across rounds in the same loop, panels compare notes. Full bank with all four modes per story: interview_prep / Project Delivery Interview Stories.md</w:t>
+        <w:t>Cross-lane rules: Two full-mode stories per interview is the ceiling; everything else goes short or PREP. Builder cue: 3 process, 5 channel, 20 request-to-release. Full bank: interview_prep / Project Delivery Interview Stories.md</w:t>
       </w:r>
     </w:p>
     <w:sectPr>
